--- a/Database and Management System/Final Project/DE.docx
+++ b/Database and Management System/Final Project/DE.docx
@@ -2,11 +2,11 @@
 <file path=word/document.xml><?xml version="1.0" encoding="utf-8"?>
 <w:document xmlns:wpc="http://schemas.microsoft.com/office/word/2010/wordprocessingCanvas" xmlns:cx="http://schemas.microsoft.com/office/drawing/2014/chartex" xmlns:cx1="http://schemas.microsoft.com/office/drawing/2015/9/8/chartex" xmlns:cx2="http://schemas.microsoft.com/office/drawing/2015/10/21/chartex" xmlns:cx3="http://schemas.microsoft.com/office/drawing/2016/5/9/chartex" xmlns:cx4="http://schemas.microsoft.com/office/drawing/2016/5/10/chartex" xmlns:cx5="http://schemas.microsoft.com/office/drawing/2016/5/11/chartex" xmlns:cx6="http://schemas.microsoft.com/office/drawing/2016/5/12/chartex" xmlns:cx7="http://schemas.microsoft.com/office/drawing/2016/5/13/chartex" xmlns:cx8="http://schemas.microsoft.com/office/drawing/2016/5/14/chartex" xmlns:mc="http://schemas.openxmlformats.org/markup-compatibility/2006" xmlns:aink="http://schemas.microsoft.com/office/drawing/2016/ink" xmlns:am3d="http://schemas.microsoft.com/office/drawing/2017/model3d" xmlns:o="urn:schemas-microsoft-com:office:office" xmlns:oel="http://schemas.microsoft.com/office/2019/extlst" xmlns:r="http://schemas.openxmlformats.org/officeDocument/2006/relationships" xmlns:m="http://schemas.openxmlformats.org/officeDocument/2006/math" xmlns:v="urn:schemas-microsoft-com:vml" xmlns:wp14="http://schemas.microsoft.com/office/word/2010/wordprocessingDrawing" xmlns:wp="http://schemas.openxmlformats.org/drawingml/2006/wordprocessingDrawing" xmlns:w10="urn:schemas-microsoft-com:office:word" xmlns:w="http://schemas.openxmlformats.org/wordprocessingml/2006/main" xmlns:w14="http://schemas.microsoft.com/office/word/2010/wordml" xmlns:w15="http://schemas.microsoft.com/office/word/2012/wordml" xmlns:w16cex="http://schemas.microsoft.com/office/word/2018/wordml/cex" xmlns:w16cid="http://schemas.microsoft.com/office/word/2016/wordml/cid" xmlns:w16="http://schemas.microsoft.com/office/word/2018/wordml" xmlns:w16du="http://schemas.microsoft.com/office/word/2023/wordml/word16du" xmlns:w16sdtdh="http://schemas.microsoft.com/office/word/2020/wordml/sdtdatahash" xmlns:w16sdtfl="http://schemas.microsoft.com/office/word/2024/wordml/sdtformatlock" xmlns:w16se="http://schemas.microsoft.com/office/word/2015/wordml/symex" xmlns:wpg="http://schemas.microsoft.com/office/word/2010/wordprocessingGroup" xmlns:wpi="http://schemas.microsoft.com/office/word/2010/wordprocessingInk" xmlns:wne="http://schemas.microsoft.com/office/word/2006/wordml" xmlns:wps="http://schemas.microsoft.com/office/word/2010/wordprocessingShape" mc:Ignorable="w14 w15 w16se w16cid w16 w16cex w16sdtdh w16sdtfl w16du wp14">
   <w:body>
-    <w:bookmarkStart w:id="0" w:name="_Hlk164720938"/>
     <w:p>
       <w:pPr>
         <w:pStyle w:val="NoSpacing"/>
       </w:pPr>
+      <w:bookmarkStart w:id="0" w:name="_Hlk164720938"/>
       <w:r>
         <w:rPr>
           <w:noProof/>
@@ -507,6 +507,20 @@
           <w:tab w:val="left" w:pos="540"/>
         </w:tabs>
         <w:rPr>
+          <w:rFonts w:ascii="Agency FB" w:eastAsia="SimSun-ExtB" w:hAnsi="Agency FB"/>
+          <w:b/>
+          <w:sz w:val="36"/>
+          <w:szCs w:val="36"/>
+        </w:rPr>
+      </w:pPr>
+    </w:p>
+    <w:p>
+      <w:pPr>
+        <w:tabs>
+          <w:tab w:val="left" w:pos="540"/>
+        </w:tabs>
+        <w:jc w:val="center"/>
+        <w:rPr>
           <w:rFonts w:ascii="Arial Black" w:hAnsi="Arial Black"/>
           <w:sz w:val="46"/>
           <w:szCs w:val="46"/>
@@ -530,7 +544,16 @@
           <w:sz w:val="36"/>
           <w:szCs w:val="36"/>
         </w:rPr>
-        <w:t>Course Code: ICE - 3106</w:t>
+        <w:t>Course Code: ICE - 310</w:t>
+      </w:r>
+      <w:r>
+        <w:rPr>
+          <w:rFonts w:ascii="Agency FB" w:hAnsi="Agency FB"/>
+          <w:b/>
+          <w:sz w:val="36"/>
+          <w:szCs w:val="36"/>
+        </w:rPr>
+        <w:t>5</w:t>
       </w:r>
     </w:p>
     <w:p>
@@ -550,20 +573,31 @@
           <w:sz w:val="36"/>
           <w:szCs w:val="36"/>
         </w:rPr>
-        <w:t>Course Title: Database Management Systems Sessional</w:t>
+        <w:t xml:space="preserve">Course Title: Database Management Systems </w:t>
       </w:r>
     </w:p>
     <w:p>
       <w:pPr>
         <w:jc w:val="center"/>
         <w:rPr>
+          <w:rFonts w:ascii="Times New Roman" w:hAnsi="Times New Roman" w:cs="Times New Roman"/>
+          <w:b/>
+          <w:bCs/>
+          <w:sz w:val="36"/>
+          <w:szCs w:val="36"/>
+        </w:rPr>
+      </w:pPr>
+      <w:bookmarkStart w:id="1" w:name="_Hlk209733082"/>
+      <w:r>
+        <w:rPr>
           <w:rFonts w:ascii="Agency FB" w:eastAsia="SimSun-ExtB" w:hAnsi="Agency FB"/>
           <w:b/>
-          <w:color w:val="002060"/>
-          <w:sz w:val="36"/>
-          <w:szCs w:val="36"/>
-        </w:rPr>
-      </w:pPr>
+          <w:sz w:val="36"/>
+          <w:szCs w:val="36"/>
+        </w:rPr>
+        <w:t>Assignment</w:t>
+      </w:r>
+      <w:bookmarkEnd w:id="1"/>
       <w:r>
         <w:rPr>
           <w:rFonts w:ascii="Agency FB" w:eastAsia="SimSun-ExtB" w:hAnsi="Agency FB"/>
@@ -571,7 +605,7 @@
           <w:sz w:val="36"/>
           <w:szCs w:val="36"/>
         </w:rPr>
-        <w:t>Project Title</w:t>
+        <w:t>:</w:t>
       </w:r>
       <w:r>
         <w:rPr>
@@ -580,7 +614,16 @@
           <w:sz w:val="36"/>
           <w:szCs w:val="36"/>
         </w:rPr>
-        <w:t xml:space="preserve">: </w:t>
+        <w:t xml:space="preserve"> SQL</w:t>
+      </w:r>
+      <w:r>
+        <w:rPr>
+          <w:rFonts w:ascii="Agency FB" w:eastAsia="SimSun-ExtB" w:hAnsi="Agency FB"/>
+          <w:b/>
+          <w:sz w:val="36"/>
+          <w:szCs w:val="36"/>
+        </w:rPr>
+        <w:t xml:space="preserve"> </w:t>
       </w:r>
       <w:r>
         <w:rPr>
@@ -590,7 +633,7 @@
           <w:sz w:val="36"/>
           <w:szCs w:val="36"/>
         </w:rPr>
-        <w:t>Hospital Management System</w:t>
+        <w:t>Noramlization</w:t>
       </w:r>
     </w:p>
     <w:p>
@@ -617,16 +660,6 @@
       <w:pPr>
         <w:rPr>
           <w:rFonts w:ascii="Agency FB" w:hAnsi="Agency FB"/>
-          <w:b/>
-          <w:sz w:val="36"/>
-          <w:szCs w:val="36"/>
-        </w:rPr>
-      </w:pPr>
-    </w:p>
-    <w:p>
-      <w:pPr>
-        <w:rPr>
-          <w:rFonts w:ascii="Agency FB" w:eastAsia="SimSun-ExtB" w:hAnsi="Agency FB"/>
           <w:b/>
           <w:sz w:val="36"/>
           <w:szCs w:val="36"/>
@@ -1345,26 +1378,26 @@
             <w14:round/>
           </w14:textOutline>
         </w:rPr>
-        <w:t>Pabna, Bangla</w:t>
-      </w:r>
-      <w:r>
-        <w:rPr>
-          <w:rFonts w:ascii="Arial Narrow" w:eastAsia="SimSun-ExtB" w:hAnsi="Arial Narrow"/>
-          <w:bCs/>
-          <w:sz w:val="36"/>
-          <w:szCs w:val="36"/>
-          <w14:shadow w14:blurRad="38100" w14:dist="19050" w14:dir="2700000" w14:sx="100000" w14:sy="100000" w14:kx="0" w14:ky="0" w14:algn="tl">
-            <w14:schemeClr w14:val="dk1">
-              <w14:alpha w14:val="60000"/>
-            </w14:schemeClr>
-          </w14:shadow>
-          <w14:textOutline w14:w="0" w14:cap="flat" w14:cmpd="sng" w14:algn="ctr">
-            <w14:noFill/>
-            <w14:prstDash w14:val="solid"/>
-            <w14:round/>
-          </w14:textOutline>
-        </w:rPr>
-        <w:t>desh</w:t>
+        <w:t xml:space="preserve">Pabna, </w:t>
+      </w:r>
+      <w:r>
+        <w:rPr>
+          <w:rFonts w:ascii="Arial Narrow" w:eastAsia="SimSun-ExtB" w:hAnsi="Arial Narrow"/>
+          <w:bCs/>
+          <w:sz w:val="36"/>
+          <w:szCs w:val="36"/>
+          <w14:shadow w14:blurRad="38100" w14:dist="19050" w14:dir="2700000" w14:sx="100000" w14:sy="100000" w14:kx="0" w14:ky="0" w14:algn="tl">
+            <w14:schemeClr w14:val="dk1">
+              <w14:alpha w14:val="60000"/>
+            </w14:schemeClr>
+          </w14:shadow>
+          <w14:textOutline w14:w="0" w14:cap="flat" w14:cmpd="sng" w14:algn="ctr">
+            <w14:noFill/>
+            <w14:prstDash w14:val="solid"/>
+            <w14:round/>
+          </w14:textOutline>
+        </w:rPr>
+        <w:t xml:space="preserve">Bangladesh </w:t>
       </w:r>
     </w:p>
     <w:bookmarkEnd w:id="0"/>
@@ -1391,25 +1424,6 @@
           </w14:textOutline>
         </w:rPr>
       </w:pPr>
-      <w:r>
-        <w:rPr>
-          <w:rFonts w:ascii="Arial Narrow" w:eastAsia="SimSun-ExtB" w:hAnsi="Arial Narrow"/>
-          <w:bCs/>
-          <w:sz w:val="36"/>
-          <w:szCs w:val="36"/>
-          <w14:shadow w14:blurRad="38100" w14:dist="19050" w14:dir="2700000" w14:sx="100000" w14:sy="100000" w14:kx="0" w14:ky="0" w14:algn="tl">
-            <w14:schemeClr w14:val="dk1">
-              <w14:alpha w14:val="60000"/>
-            </w14:schemeClr>
-          </w14:shadow>
-          <w14:textOutline w14:w="0" w14:cap="flat" w14:cmpd="sng" w14:algn="ctr">
-            <w14:noFill/>
-            <w14:prstDash w14:val="solid"/>
-            <w14:round/>
-          </w14:textOutline>
-        </w:rPr>
-        <w:t>Date of Submission: 22-10-2025</w:t>
-      </w:r>
     </w:p>
     <w:sectPr>
       <w:type w:val="continuous"/>
